--- a/Final NodeMCU ESP connections.docx
+++ b/Final NodeMCU ESP connections.docx
@@ -22,7 +22,31 @@
           <w:szCs w:val="44"/>
           <w:u w:val="single"/>
         </w:rPr>
-        <w:t>Final NodeMCU ESP-12E Connections</w:t>
+        <w:t xml:space="preserve">Final </w:t>
+      </w:r>
+      <w:proofErr w:type="spellStart"/>
+      <w:r>
+        <w:rPr>
+          <w:rFonts w:ascii="Times New Roman" w:hAnsi="Times New Roman" w:cs="Times New Roman"/>
+          <w:b/>
+          <w:bCs/>
+          <w:sz w:val="44"/>
+          <w:szCs w:val="44"/>
+          <w:u w:val="single"/>
+        </w:rPr>
+        <w:t>NodeMCU</w:t>
+      </w:r>
+      <w:proofErr w:type="spellEnd"/>
+      <w:r>
+        <w:rPr>
+          <w:rFonts w:ascii="Times New Roman" w:hAnsi="Times New Roman" w:cs="Times New Roman"/>
+          <w:b/>
+          <w:bCs/>
+          <w:sz w:val="44"/>
+          <w:szCs w:val="44"/>
+          <w:u w:val="single"/>
+        </w:rPr>
+        <w:t xml:space="preserve"> ESP-12E Connections</w:t>
       </w:r>
     </w:p>
     <w:p>
@@ -128,6 +152,7 @@
                 <w:szCs w:val="32"/>
               </w:rPr>
             </w:pPr>
+            <w:proofErr w:type="spellStart"/>
             <w:r>
               <w:rPr>
                 <w:b/>
@@ -137,6 +162,7 @@
               </w:rPr>
               <w:t>NodeMCU</w:t>
             </w:r>
+            <w:proofErr w:type="spellEnd"/>
           </w:p>
         </w:tc>
       </w:tr>
@@ -291,16 +317,7 @@
                 <w:sz w:val="28"/>
                 <w:szCs w:val="28"/>
               </w:rPr>
-              <w:t>D</w:t>
-            </w:r>
-            <w:r>
-              <w:rPr>
-                <w:b/>
-                <w:bCs/>
-                <w:sz w:val="28"/>
-                <w:szCs w:val="28"/>
-              </w:rPr>
-              <w:t>0</w:t>
+              <w:t>D0</w:t>
             </w:r>
           </w:p>
         </w:tc>
@@ -425,6 +442,7 @@
                 <w:szCs w:val="28"/>
               </w:rPr>
             </w:pPr>
+            <w:proofErr w:type="spellStart"/>
             <w:r>
               <w:rPr>
                 <w:b/>
@@ -434,6 +452,7 @@
               </w:rPr>
               <w:t>NodeMCU</w:t>
             </w:r>
+            <w:proofErr w:type="spellEnd"/>
           </w:p>
         </w:tc>
       </w:tr>
@@ -629,6 +648,7 @@
                 <w:szCs w:val="28"/>
               </w:rPr>
             </w:pPr>
+            <w:proofErr w:type="spellStart"/>
             <w:r>
               <w:rPr>
                 <w:b/>
@@ -638,6 +658,7 @@
               </w:rPr>
               <w:t>NodeMCU</w:t>
             </w:r>
+            <w:proofErr w:type="spellEnd"/>
           </w:p>
         </w:tc>
       </w:tr>
@@ -856,6 +877,7 @@
                 <w:szCs w:val="32"/>
               </w:rPr>
             </w:pPr>
+            <w:proofErr w:type="spellStart"/>
             <w:r>
               <w:rPr>
                 <w:b/>
@@ -865,6 +887,7 @@
               </w:rPr>
               <w:t>NodeMCU</w:t>
             </w:r>
+            <w:proofErr w:type="spellEnd"/>
           </w:p>
         </w:tc>
       </w:tr>
@@ -1018,14 +1041,7 @@
                 <w:sz w:val="32"/>
                 <w:szCs w:val="32"/>
               </w:rPr>
-              <w:t>A</w:t>
-            </w:r>
-            <w:r>
-              <w:rPr>
-                <w:sz w:val="32"/>
-                <w:szCs w:val="32"/>
-              </w:rPr>
-              <w:t>0 (GPIO16)</w:t>
+              <w:t>A0 (GPIO16)</w:t>
             </w:r>
           </w:p>
         </w:tc>
@@ -1124,6 +1140,7 @@
                 <w:szCs w:val="28"/>
               </w:rPr>
             </w:pPr>
+            <w:proofErr w:type="spellStart"/>
             <w:r>
               <w:rPr>
                 <w:sz w:val="28"/>
@@ -1131,6 +1148,7 @@
               </w:rPr>
               <w:t>NodeMCU</w:t>
             </w:r>
+            <w:proofErr w:type="spellEnd"/>
           </w:p>
         </w:tc>
       </w:tr>
@@ -1343,6 +1361,7 @@
                 <w:szCs w:val="32"/>
               </w:rPr>
             </w:pPr>
+            <w:proofErr w:type="spellStart"/>
             <w:r>
               <w:rPr>
                 <w:sz w:val="32"/>
@@ -1350,6 +1369,7 @@
               </w:rPr>
               <w:t>NodeMCU</w:t>
             </w:r>
+            <w:proofErr w:type="spellEnd"/>
           </w:p>
         </w:tc>
       </w:tr>
@@ -1586,6 +1606,7 @@
                 <w:szCs w:val="32"/>
               </w:rPr>
             </w:pPr>
+            <w:proofErr w:type="spellStart"/>
             <w:r>
               <w:rPr>
                 <w:b/>
@@ -1595,6 +1616,7 @@
               </w:rPr>
               <w:t>NodeMCU</w:t>
             </w:r>
+            <w:proofErr w:type="spellEnd"/>
           </w:p>
         </w:tc>
       </w:tr>
@@ -1804,6 +1826,7 @@
                 <w:szCs w:val="36"/>
               </w:rPr>
             </w:pPr>
+            <w:proofErr w:type="spellStart"/>
             <w:r>
               <w:rPr>
                 <w:b/>
@@ -1813,6 +1836,7 @@
               </w:rPr>
               <w:t>NodeMCU</w:t>
             </w:r>
+            <w:proofErr w:type="spellEnd"/>
           </w:p>
         </w:tc>
       </w:tr>
@@ -2022,6 +2046,7 @@
                 <w:szCs w:val="36"/>
               </w:rPr>
             </w:pPr>
+            <w:proofErr w:type="spellStart"/>
             <w:r>
               <w:rPr>
                 <w:sz w:val="36"/>
@@ -2029,6 +2054,7 @@
               </w:rPr>
               <w:t>NodeMCU</w:t>
             </w:r>
+            <w:proofErr w:type="spellEnd"/>
           </w:p>
         </w:tc>
       </w:tr>
@@ -2165,8 +2191,8 @@
         <w:tblLook w:val="04A0" w:firstRow="1" w:lastRow="0" w:firstColumn="1" w:lastColumn="0" w:noHBand="0" w:noVBand="1"/>
       </w:tblPr>
       <w:tblGrid>
-        <w:gridCol w:w="2434"/>
-        <w:gridCol w:w="8040"/>
+        <w:gridCol w:w="3518"/>
+        <w:gridCol w:w="6956"/>
       </w:tblGrid>
       <w:tr>
         <w:trPr>
@@ -2215,6 +2241,7 @@
                 <w:szCs w:val="36"/>
               </w:rPr>
             </w:pPr>
+            <w:proofErr w:type="spellStart"/>
             <w:r>
               <w:rPr>
                 <w:b/>
@@ -2224,6 +2251,7 @@
               </w:rPr>
               <w:t>NodeMCU</w:t>
             </w:r>
+            <w:proofErr w:type="spellEnd"/>
           </w:p>
         </w:tc>
       </w:tr>
@@ -2252,6 +2280,13 @@
               </w:rPr>
               <w:t>Signal</w:t>
             </w:r>
+            <w:r>
+              <w:rPr>
+                <w:sz w:val="36"/>
+                <w:szCs w:val="36"/>
+              </w:rPr>
+              <w:t>(Orange wire)</w:t>
+            </w:r>
           </w:p>
         </w:tc>
         <w:tc>
@@ -2304,6 +2339,13 @@
               </w:rPr>
               <w:t>VCC</w:t>
             </w:r>
+            <w:r>
+              <w:rPr>
+                <w:sz w:val="36"/>
+                <w:szCs w:val="36"/>
+              </w:rPr>
+              <w:t xml:space="preserve"> (Red wire)</w:t>
+            </w:r>
           </w:p>
         </w:tc>
         <w:tc>
@@ -2362,6 +2404,13 @@
                 <w:szCs w:val="36"/>
               </w:rPr>
               <w:t>GND</w:t>
+            </w:r>
+            <w:r>
+              <w:rPr>
+                <w:sz w:val="36"/>
+                <w:szCs w:val="36"/>
+              </w:rPr>
+              <w:t>(Brown/black)</w:t>
             </w:r>
           </w:p>
         </w:tc>
@@ -2482,6 +2531,7 @@
                 <w:szCs w:val="36"/>
               </w:rPr>
             </w:pPr>
+            <w:proofErr w:type="spellStart"/>
             <w:r>
               <w:rPr>
                 <w:b/>
@@ -2491,6 +2541,7 @@
               </w:rPr>
               <w:t>NodeMCU</w:t>
             </w:r>
+            <w:proofErr w:type="spellEnd"/>
           </w:p>
         </w:tc>
       </w:tr>
@@ -2707,6 +2758,7 @@
                 <w:szCs w:val="36"/>
               </w:rPr>
             </w:pPr>
+            <w:proofErr w:type="spellStart"/>
             <w:r>
               <w:rPr>
                 <w:b/>
@@ -2716,6 +2768,7 @@
               </w:rPr>
               <w:t>NodeMCU</w:t>
             </w:r>
+            <w:proofErr w:type="spellEnd"/>
           </w:p>
         </w:tc>
       </w:tr>
@@ -3571,6 +3624,7 @@
   <w:style w:type="character" w:default="1" w:styleId="DefaultParagraphFont">
     <w:name w:val="Default Paragraph Font"/>
     <w:uiPriority w:val="1"/>
+    <w:semiHidden/>
     <w:unhideWhenUsed/>
   </w:style>
   <w:style w:type="table" w:default="1" w:styleId="TableNormal">

--- a/Final NodeMCU ESP connections.docx
+++ b/Final NodeMCU ESP connections.docx
@@ -22,31 +22,7 @@
           <w:szCs w:val="44"/>
           <w:u w:val="single"/>
         </w:rPr>
-        <w:t xml:space="preserve">Final </w:t>
-      </w:r>
-      <w:proofErr w:type="spellStart"/>
-      <w:r>
-        <w:rPr>
-          <w:rFonts w:ascii="Times New Roman" w:hAnsi="Times New Roman" w:cs="Times New Roman"/>
-          <w:b/>
-          <w:bCs/>
-          <w:sz w:val="44"/>
-          <w:szCs w:val="44"/>
-          <w:u w:val="single"/>
-        </w:rPr>
-        <w:t>NodeMCU</w:t>
-      </w:r>
-      <w:proofErr w:type="spellEnd"/>
-      <w:r>
-        <w:rPr>
-          <w:rFonts w:ascii="Times New Roman" w:hAnsi="Times New Roman" w:cs="Times New Roman"/>
-          <w:b/>
-          <w:bCs/>
-          <w:sz w:val="44"/>
-          <w:szCs w:val="44"/>
-          <w:u w:val="single"/>
-        </w:rPr>
-        <w:t xml:space="preserve"> ESP-12E Connections</w:t>
+        <w:t>Final NodeMCU ESP-12E Connections</w:t>
       </w:r>
     </w:p>
     <w:p>
@@ -152,7 +128,6 @@
                 <w:szCs w:val="32"/>
               </w:rPr>
             </w:pPr>
-            <w:proofErr w:type="spellStart"/>
             <w:r>
               <w:rPr>
                 <w:b/>
@@ -162,7 +137,6 @@
               </w:rPr>
               <w:t>NodeMCU</w:t>
             </w:r>
-            <w:proofErr w:type="spellEnd"/>
           </w:p>
         </w:tc>
       </w:tr>
@@ -442,7 +416,6 @@
                 <w:szCs w:val="28"/>
               </w:rPr>
             </w:pPr>
-            <w:proofErr w:type="spellStart"/>
             <w:r>
               <w:rPr>
                 <w:b/>
@@ -452,7 +425,6 @@
               </w:rPr>
               <w:t>NodeMCU</w:t>
             </w:r>
-            <w:proofErr w:type="spellEnd"/>
           </w:p>
         </w:tc>
       </w:tr>
@@ -648,7 +620,6 @@
                 <w:szCs w:val="28"/>
               </w:rPr>
             </w:pPr>
-            <w:proofErr w:type="spellStart"/>
             <w:r>
               <w:rPr>
                 <w:b/>
@@ -658,7 +629,6 @@
               </w:rPr>
               <w:t>NodeMCU</w:t>
             </w:r>
-            <w:proofErr w:type="spellEnd"/>
           </w:p>
         </w:tc>
       </w:tr>
@@ -877,7 +847,6 @@
                 <w:szCs w:val="32"/>
               </w:rPr>
             </w:pPr>
-            <w:proofErr w:type="spellStart"/>
             <w:r>
               <w:rPr>
                 <w:b/>
@@ -887,7 +856,6 @@
               </w:rPr>
               <w:t>NodeMCU</w:t>
             </w:r>
-            <w:proofErr w:type="spellEnd"/>
           </w:p>
         </w:tc>
       </w:tr>
@@ -1140,7 +1108,6 @@
                 <w:szCs w:val="28"/>
               </w:rPr>
             </w:pPr>
-            <w:proofErr w:type="spellStart"/>
             <w:r>
               <w:rPr>
                 <w:sz w:val="28"/>
@@ -1148,7 +1115,6 @@
               </w:rPr>
               <w:t>NodeMCU</w:t>
             </w:r>
-            <w:proofErr w:type="spellEnd"/>
           </w:p>
         </w:tc>
       </w:tr>
@@ -1294,6 +1260,15 @@
           <w:szCs w:val="40"/>
         </w:rPr>
       </w:pPr>
+      <w:r>
+        <w:rPr>
+          <w:b/>
+          <w:bCs/>
+          <w:sz w:val="40"/>
+          <w:szCs w:val="40"/>
+        </w:rPr>
+        <w:t xml:space="preserve">Shared </w:t>
+      </w:r>
       <w:r>
         <w:rPr>
           <w:b/>
@@ -1361,7 +1336,6 @@
                 <w:szCs w:val="32"/>
               </w:rPr>
             </w:pPr>
-            <w:proofErr w:type="spellStart"/>
             <w:r>
               <w:rPr>
                 <w:sz w:val="32"/>
@@ -1369,7 +1343,6 @@
               </w:rPr>
               <w:t>NodeMCU</w:t>
             </w:r>
-            <w:proofErr w:type="spellEnd"/>
           </w:p>
         </w:tc>
       </w:tr>
@@ -1606,7 +1579,6 @@
                 <w:szCs w:val="32"/>
               </w:rPr>
             </w:pPr>
-            <w:proofErr w:type="spellStart"/>
             <w:r>
               <w:rPr>
                 <w:b/>
@@ -1616,7 +1588,6 @@
               </w:rPr>
               <w:t>NodeMCU</w:t>
             </w:r>
-            <w:proofErr w:type="spellEnd"/>
           </w:p>
         </w:tc>
       </w:tr>
@@ -1826,7 +1797,6 @@
                 <w:szCs w:val="36"/>
               </w:rPr>
             </w:pPr>
-            <w:proofErr w:type="spellStart"/>
             <w:r>
               <w:rPr>
                 <w:b/>
@@ -1836,7 +1806,6 @@
               </w:rPr>
               <w:t>NodeMCU</w:t>
             </w:r>
-            <w:proofErr w:type="spellEnd"/>
           </w:p>
         </w:tc>
       </w:tr>
@@ -2046,7 +2015,6 @@
                 <w:szCs w:val="36"/>
               </w:rPr>
             </w:pPr>
-            <w:proofErr w:type="spellStart"/>
             <w:r>
               <w:rPr>
                 <w:sz w:val="36"/>
@@ -2054,7 +2022,6 @@
               </w:rPr>
               <w:t>NodeMCU</w:t>
             </w:r>
-            <w:proofErr w:type="spellEnd"/>
           </w:p>
         </w:tc>
       </w:tr>
@@ -2241,7 +2208,6 @@
                 <w:szCs w:val="36"/>
               </w:rPr>
             </w:pPr>
-            <w:proofErr w:type="spellStart"/>
             <w:r>
               <w:rPr>
                 <w:b/>
@@ -2251,7 +2217,6 @@
               </w:rPr>
               <w:t>NodeMCU</w:t>
             </w:r>
-            <w:proofErr w:type="spellEnd"/>
           </w:p>
         </w:tc>
       </w:tr>
@@ -2531,7 +2496,6 @@
                 <w:szCs w:val="36"/>
               </w:rPr>
             </w:pPr>
-            <w:proofErr w:type="spellStart"/>
             <w:r>
               <w:rPr>
                 <w:b/>
@@ -2541,7 +2505,6 @@
               </w:rPr>
               <w:t>NodeMCU</w:t>
             </w:r>
-            <w:proofErr w:type="spellEnd"/>
           </w:p>
         </w:tc>
       </w:tr>
@@ -2758,7 +2721,6 @@
                 <w:szCs w:val="36"/>
               </w:rPr>
             </w:pPr>
-            <w:proofErr w:type="spellStart"/>
             <w:r>
               <w:rPr>
                 <w:b/>
@@ -2768,7 +2730,6 @@
               </w:rPr>
               <w:t>NodeMCU</w:t>
             </w:r>
-            <w:proofErr w:type="spellEnd"/>
           </w:p>
         </w:tc>
       </w:tr>
